--- a/REPORT.docx
+++ b/REPORT.docx
@@ -672,6 +672,16 @@
                 <w:bCs/>
               </w:rPr>
             </w:pPr>
+            <w:proofErr w:type="spellStart"/>
+            <w:r>
+              <w:rPr>
+                <w:rFonts w:hint="eastAsia"/>
+                <w:b/>
+                <w:bCs/>
+              </w:rPr>
+              <w:t>kskblzdjd</w:t>
+            </w:r>
+            <w:proofErr w:type="spellEnd"/>
           </w:p>
         </w:tc>
       </w:tr>
@@ -7849,7 +7859,7 @@
         <w:spacing w:after="40" w:line="360" w:lineRule="auto"/>
         <w:ind w:firstLine="420"/>
         <w:rPr>
-          <w:rFonts w:ascii="宋体" w:hAnsi="宋体"/>
+          <w:rFonts w:ascii="宋体" w:hAnsi="宋体" w:hint="eastAsia"/>
           <w:sz w:val="24"/>
         </w:rPr>
       </w:pPr>
@@ -7865,34 +7875,34 @@
       <w:pPr>
         <w:pStyle w:val="1"/>
         <w:spacing w:before="120" w:after="80"/>
-        <w:rPr>
-          <w:rFonts w:ascii="黑体" w:hAnsi="黑体"/>
-          <w:sz w:val="32"/>
-          <w:lang w:eastAsia="zh-CN"/>
-        </w:rPr>
-      </w:pPr>
-      <w:r>
         <w:rPr>
           <w:rFonts w:ascii="黑体" w:hAnsi="黑体" w:hint="eastAsia"/>
           <w:sz w:val="32"/>
           <w:lang w:eastAsia="zh-CN"/>
         </w:rPr>
-        <w:t>7</w:t>
-      </w:r>
-      <w:r>
-        <w:rPr>
-          <w:rFonts w:ascii="黑体" w:hAnsi="黑体"/>
-          <w:sz w:val="32"/>
-        </w:rPr>
-        <w:t xml:space="preserve">  </w:t>
-      </w:r>
-      <w:proofErr w:type="spellStart"/>
+      </w:pPr>
       <w:r>
         <w:rPr>
           <w:rFonts w:ascii="黑体" w:hAnsi="黑体" w:hint="eastAsia"/>
           <w:sz w:val="32"/>
           <w:lang w:eastAsia="zh-CN"/>
         </w:rPr>
+        <w:t>7</w:t>
+      </w:r>
+      <w:r>
+        <w:rPr>
+          <w:rFonts w:ascii="黑体" w:hAnsi="黑体"/>
+          <w:sz w:val="32"/>
+        </w:rPr>
+        <w:t xml:space="preserve">  </w:t>
+      </w:r>
+      <w:proofErr w:type="spellStart"/>
+      <w:r>
+        <w:rPr>
+          <w:rFonts w:ascii="黑体" w:hAnsi="黑体" w:hint="eastAsia"/>
+          <w:sz w:val="32"/>
+          <w:lang w:eastAsia="zh-CN"/>
+        </w:rPr>
         <w:t>b站视频以及仓库地址</w:t>
       </w:r>
       <w:proofErr w:type="spellEnd"/>
@@ -7923,7 +7933,6 @@
       <w:pPr>
         <w:jc w:val="left"/>
         <w:rPr>
-          <w:rFonts w:hint="eastAsia"/>
           <w:lang w:val="x-none"/>
         </w:rPr>
       </w:pPr>
@@ -7955,7 +7964,6 @@
     <w:p>
       <w:pPr>
         <w:rPr>
-          <w:rFonts w:hint="eastAsia"/>
           <w:lang w:val="x-none"/>
         </w:rPr>
       </w:pPr>
@@ -8020,14 +8028,24 @@
         </w:rPr>
         <w:t>仓库地址：</w:t>
       </w:r>
-      <w:hyperlink r:id="rId11" w:history="1">
-        <w:r>
-          <w:rPr>
-            <w:rStyle w:val="ac"/>
-          </w:rPr>
-          <w:t>wutcst/kai-fa-kskblzdjd: wutcst-se23-sept--world-of-zuul-2-template created by GitHub Classroom</w:t>
-        </w:r>
-      </w:hyperlink>
+      <w:r>
+        <w:fldChar w:fldCharType="begin"/>
+      </w:r>
+      <w:r>
+        <w:instrText>HYPERLINK "https://github.com/wutcst/kai-fa-kskblzdjd"</w:instrText>
+      </w:r>
+      <w:r>
+        <w:fldChar w:fldCharType="separate"/>
+      </w:r>
+      <w:r>
+        <w:rPr>
+          <w:rStyle w:val="ac"/>
+        </w:rPr>
+        <w:t>wutcst/kai-fa-kskblzdjd: wutcst-se23-sept--world-of-zuul-2-template created by GitHub Classroom</w:t>
+      </w:r>
+      <w:r>
+        <w:fldChar w:fldCharType="end"/>
+      </w:r>
       <w:r>
         <w:br w:type="page"/>
       </w:r>
@@ -8417,7 +8435,7 @@
                 <w:sz w:val="24"/>
               </w:rPr>
             </w:pPr>
-            <w:hyperlink r:id="rId12" w:history="1">
+            <w:hyperlink r:id="rId11" w:history="1">
               <w:r>
                 <w:rPr>
                   <w:rStyle w:val="ac"/>
@@ -8624,7 +8642,6 @@
               <w:spacing w:before="20" w:after="20"/>
               <w:jc w:val="center"/>
               <w:rPr>
-                <w:rFonts w:hint="eastAsia"/>
                 <w:b/>
                 <w:bCs/>
               </w:rPr>
@@ -9959,7 +9976,7 @@
       </w:r>
     </w:p>
     <w:sectPr>
-      <w:footerReference w:type="default" r:id="rId13"/>
+      <w:footerReference w:type="default" r:id="rId12"/>
       <w:pgSz w:w="11906" w:h="16838"/>
       <w:pgMar w:top="1440" w:right="1797" w:bottom="1440" w:left="1797" w:header="851" w:footer="992" w:gutter="0"/>
       <w:pgNumType w:start="1"/>
@@ -11502,6 +11519,7 @@
   <w:style w:type="character" w:default="1" w:styleId="a0">
     <w:name w:val="Default Paragraph Font"/>
     <w:uiPriority w:val="1"/>
+    <w:semiHidden/>
     <w:unhideWhenUsed/>
   </w:style>
   <w:style w:type="table" w:default="1" w:styleId="a1">

--- a/REPORT.docx
+++ b/REPORT.docx
@@ -2111,88 +2111,6 @@
           <w:pPr>
             <w:pStyle w:val="TOC1"/>
             <w:tabs>
-              <w:tab w:val="left" w:pos="660"/>
-            </w:tabs>
-            <w:rPr>
-              <w:rFonts w:asciiTheme="minorHAnsi" w:eastAsiaTheme="minorEastAsia" w:hAnsiTheme="minorHAnsi" w:cstheme="minorBidi" w:hint="eastAsia"/>
-              <w:b w:val="0"/>
-              <w:bCs w:val="0"/>
-              <w:kern w:val="2"/>
-              <w:szCs w:val="24"/>
-              <w14:ligatures w14:val="standardContextual"/>
-            </w:rPr>
-          </w:pPr>
-          <w:hyperlink w:anchor="_Toc231557786" w:history="1">
-            <w:r>
-              <w:rPr>
-                <w:rStyle w:val="ac"/>
-              </w:rPr>
-              <w:t>3.7.</w:t>
-            </w:r>
-            <w:r>
-              <w:rPr>
-                <w:rFonts w:asciiTheme="minorHAnsi" w:eastAsiaTheme="minorEastAsia" w:hAnsiTheme="minorHAnsi" w:cstheme="minorBidi"/>
-                <w:b w:val="0"/>
-                <w:bCs w:val="0"/>
-                <w:kern w:val="2"/>
-                <w:szCs w:val="24"/>
-                <w14:ligatures w14:val="standardContextual"/>
-              </w:rPr>
-              <w:tab/>
-            </w:r>
-            <w:r>
-              <w:rPr>
-                <w:rStyle w:val="ac"/>
-              </w:rPr>
-              <w:t>…</w:t>
-            </w:r>
-            <w:r>
-              <w:rPr>
-                <w:webHidden/>
-              </w:rPr>
-              <w:tab/>
-            </w:r>
-            <w:r>
-              <w:rPr>
-                <w:webHidden/>
-              </w:rPr>
-              <w:fldChar w:fldCharType="begin"/>
-            </w:r>
-            <w:r>
-              <w:rPr>
-                <w:webHidden/>
-              </w:rPr>
-              <w:instrText xml:space="preserve"> PAGEREF _Toc231557786 \h </w:instrText>
-            </w:r>
-            <w:r>
-              <w:rPr>
-                <w:webHidden/>
-              </w:rPr>
-            </w:r>
-            <w:r>
-              <w:rPr>
-                <w:webHidden/>
-              </w:rPr>
-              <w:fldChar w:fldCharType="separate"/>
-            </w:r>
-            <w:r>
-              <w:rPr>
-                <w:webHidden/>
-              </w:rPr>
-              <w:t>2</w:t>
-            </w:r>
-            <w:r>
-              <w:rPr>
-                <w:webHidden/>
-              </w:rPr>
-              <w:fldChar w:fldCharType="end"/>
-            </w:r>
-          </w:hyperlink>
-        </w:p>
-        <w:p>
-          <w:pPr>
-            <w:pStyle w:val="TOC1"/>
-            <w:tabs>
               <w:tab w:val="left" w:pos="440"/>
             </w:tabs>
             <w:rPr>
@@ -2521,88 +2439,6 @@
           <w:pPr>
             <w:pStyle w:val="TOC1"/>
             <w:tabs>
-              <w:tab w:val="left" w:pos="660"/>
-            </w:tabs>
-            <w:rPr>
-              <w:rFonts w:asciiTheme="minorHAnsi" w:eastAsiaTheme="minorEastAsia" w:hAnsiTheme="minorHAnsi" w:cstheme="minorBidi" w:hint="eastAsia"/>
-              <w:b w:val="0"/>
-              <w:bCs w:val="0"/>
-              <w:kern w:val="2"/>
-              <w:szCs w:val="24"/>
-              <w14:ligatures w14:val="standardContextual"/>
-            </w:rPr>
-          </w:pPr>
-          <w:hyperlink w:anchor="_Toc231557791" w:history="1">
-            <w:r>
-              <w:rPr>
-                <w:rStyle w:val="ac"/>
-              </w:rPr>
-              <w:t>4.4.</w:t>
-            </w:r>
-            <w:r>
-              <w:rPr>
-                <w:rFonts w:asciiTheme="minorHAnsi" w:eastAsiaTheme="minorEastAsia" w:hAnsiTheme="minorHAnsi" w:cstheme="minorBidi"/>
-                <w:b w:val="0"/>
-                <w:bCs w:val="0"/>
-                <w:kern w:val="2"/>
-                <w:szCs w:val="24"/>
-                <w14:ligatures w14:val="standardContextual"/>
-              </w:rPr>
-              <w:tab/>
-            </w:r>
-            <w:r>
-              <w:rPr>
-                <w:rStyle w:val="ac"/>
-              </w:rPr>
-              <w:t>成员四任务分工及实施过程描述</w:t>
-            </w:r>
-            <w:r>
-              <w:rPr>
-                <w:webHidden/>
-              </w:rPr>
-              <w:tab/>
-            </w:r>
-            <w:r>
-              <w:rPr>
-                <w:webHidden/>
-              </w:rPr>
-              <w:fldChar w:fldCharType="begin"/>
-            </w:r>
-            <w:r>
-              <w:rPr>
-                <w:webHidden/>
-              </w:rPr>
-              <w:instrText xml:space="preserve"> PAGEREF _Toc231557791 \h </w:instrText>
-            </w:r>
-            <w:r>
-              <w:rPr>
-                <w:webHidden/>
-              </w:rPr>
-            </w:r>
-            <w:r>
-              <w:rPr>
-                <w:webHidden/>
-              </w:rPr>
-              <w:fldChar w:fldCharType="separate"/>
-            </w:r>
-            <w:r>
-              <w:rPr>
-                <w:webHidden/>
-              </w:rPr>
-              <w:t>2</w:t>
-            </w:r>
-            <w:r>
-              <w:rPr>
-                <w:webHidden/>
-              </w:rPr>
-              <w:fldChar w:fldCharType="end"/>
-            </w:r>
-          </w:hyperlink>
-        </w:p>
-        <w:p>
-          <w:pPr>
-            <w:pStyle w:val="TOC1"/>
-            <w:tabs>
               <w:tab w:val="left" w:pos="440"/>
             </w:tabs>
             <w:rPr>
@@ -2687,14 +2523,6 @@
             <w:tabs>
               <w:tab w:val="left" w:pos="440"/>
             </w:tabs>
-            <w:rPr>
-              <w:rFonts w:asciiTheme="minorHAnsi" w:eastAsiaTheme="minorEastAsia" w:hAnsiTheme="minorHAnsi" w:cstheme="minorBidi" w:hint="eastAsia"/>
-              <w:b w:val="0"/>
-              <w:bCs w:val="0"/>
-              <w:kern w:val="2"/>
-              <w:szCs w:val="24"/>
-              <w14:ligatures w14:val="standardContextual"/>
-            </w:rPr>
           </w:pPr>
           <w:hyperlink w:anchor="_Toc231557793" w:history="1">
             <w:r>
@@ -2719,6 +2547,84 @@
                 <w:rStyle w:val="ac"/>
               </w:rPr>
               <w:t>任务总结</w:t>
+            </w:r>
+            <w:r>
+              <w:rPr>
+                <w:webHidden/>
+              </w:rPr>
+              <w:tab/>
+            </w:r>
+            <w:r>
+              <w:rPr>
+                <w:webHidden/>
+              </w:rPr>
+              <w:fldChar w:fldCharType="begin"/>
+            </w:r>
+            <w:r>
+              <w:rPr>
+                <w:webHidden/>
+              </w:rPr>
+              <w:instrText xml:space="preserve"> PAGEREF _Toc231557793 \h </w:instrText>
+            </w:r>
+            <w:r>
+              <w:rPr>
+                <w:webHidden/>
+              </w:rPr>
+            </w:r>
+            <w:r>
+              <w:rPr>
+                <w:webHidden/>
+              </w:rPr>
+              <w:fldChar w:fldCharType="separate"/>
+            </w:r>
+            <w:r>
+              <w:rPr>
+                <w:webHidden/>
+              </w:rPr>
+              <w:t>3</w:t>
+            </w:r>
+            <w:r>
+              <w:rPr>
+                <w:webHidden/>
+              </w:rPr>
+              <w:fldChar w:fldCharType="end"/>
+            </w:r>
+          </w:hyperlink>
+        </w:p>
+        <w:p>
+          <w:pPr>
+            <w:pStyle w:val="TOC1"/>
+            <w:tabs>
+              <w:tab w:val="left" w:pos="440"/>
+            </w:tabs>
+            <w:rPr>
+              <w:rFonts w:hint="eastAsia"/>
+            </w:rPr>
+          </w:pPr>
+          <w:hyperlink w:anchor="_Toc231557793" w:history="1">
+            <w:r>
+              <w:rPr>
+                <w:rStyle w:val="ac"/>
+              </w:rPr>
+              <w:t>6.</w:t>
+            </w:r>
+            <w:r>
+              <w:rPr>
+                <w:rFonts w:asciiTheme="minorHAnsi" w:eastAsiaTheme="minorEastAsia" w:hAnsiTheme="minorHAnsi" w:cstheme="minorBidi"/>
+                <w:b w:val="0"/>
+                <w:bCs w:val="0"/>
+                <w:kern w:val="2"/>
+                <w:szCs w:val="24"/>
+                <w14:ligatures w14:val="standardContextual"/>
+              </w:rPr>
+              <w:tab/>
+            </w:r>
+            <w:r>
+              <w:rPr>
+                <w:rStyle w:val="ac"/>
+                <w:rFonts w:hint="eastAsia"/>
+              </w:rPr>
+              <w:t>b站视频以及仓库地址</w:t>
             </w:r>
             <w:r>
               <w:rPr>
@@ -2782,8 +2688,15 @@
             <w:r>
               <w:rPr>
                 <w:rStyle w:val="ac"/>
-              </w:rPr>
-              <w:t>7.</w:t>
+                <w:rFonts w:hint="eastAsia"/>
+              </w:rPr>
+              <w:t>8</w:t>
+            </w:r>
+            <w:r>
+              <w:rPr>
+                <w:rStyle w:val="ac"/>
+              </w:rPr>
+              <w:t>.</w:t>
             </w:r>
             <w:r>
               <w:rPr>
@@ -2848,6 +2761,7 @@
         <w:p>
           <w:pPr>
             <w:spacing w:line="400" w:lineRule="exact"/>
+            <w:jc w:val="left"/>
           </w:pPr>
           <w:r>
             <w:rPr>
@@ -2865,6 +2779,7 @@
       <w:pPr>
         <w:pStyle w:val="a8"/>
         <w:spacing w:before="200"/>
+        <w:jc w:val="left"/>
         <w:rPr>
           <w:b/>
           <w:bCs/>
@@ -7940,19 +7855,19 @@
         <w:rPr>
           <w:lang w:val="x-none"/>
         </w:rPr>
-        <w:t>【软件工程实践项目</w:t>
+        <w:t>【武汉理工大学软件工程实践</w:t>
       </w:r>
       <w:r>
         <w:rPr>
           <w:lang w:val="x-none"/>
         </w:rPr>
-        <w:t>2</w:t>
+        <w:t>2-kskblzdjd</w:t>
       </w:r>
       <w:r>
         <w:rPr>
           <w:lang w:val="x-none"/>
         </w:rPr>
-        <w:t>拓展】</w:t>
+        <w:t>组】</w:t>
       </w:r>
       <w:r>
         <w:rPr>
@@ -7960,23 +7875,16 @@
         </w:rPr>
         <w:t>https://www.bilibili.com/video/BV1smJA6iE7T?vd_source=88e22dabb33d6d3ddbd0171cc4e84606</w:t>
       </w:r>
-    </w:p>
-    <w:p>
-      <w:pPr>
+      <w:r>
         <w:rPr>
           <w:lang w:val="x-none"/>
-        </w:rPr>
-      </w:pPr>
-      <w:r>
-        <w:rPr>
-          <w:noProof/>
         </w:rPr>
         <w:lastRenderedPageBreak/>
         <w:drawing>
-          <wp:inline distT="0" distB="0" distL="0" distR="0" wp14:anchorId="322A86CE" wp14:editId="1B7B73B0">
-            <wp:extent cx="5278120" cy="3982085"/>
-            <wp:effectExtent l="0" t="0" r="0" b="0"/>
-            <wp:docPr id="566107859" name="图片 1"/>
+          <wp:inline distT="0" distB="0" distL="0" distR="0" wp14:anchorId="45D31DC2" wp14:editId="1E591A82">
+            <wp:extent cx="5278120" cy="3808730"/>
+            <wp:effectExtent l="0" t="0" r="0" b="1270"/>
+            <wp:docPr id="1921184166" name="图片 1"/>
             <wp:cNvGraphicFramePr>
               <a:graphicFrameLocks xmlns:a="http://schemas.openxmlformats.org/drawingml/2006/main" noChangeAspect="1"/>
             </wp:cNvGraphicFramePr>
@@ -7984,7 +7892,7 @@
               <a:graphicData uri="http://schemas.openxmlformats.org/drawingml/2006/picture">
                 <pic:pic xmlns:pic="http://schemas.openxmlformats.org/drawingml/2006/picture">
                   <pic:nvPicPr>
-                    <pic:cNvPr id="566107859" name=""/>
+                    <pic:cNvPr id="1921184166" name=""/>
                     <pic:cNvPicPr/>
                   </pic:nvPicPr>
                   <pic:blipFill>
@@ -7996,7 +7904,7 @@
                   <pic:spPr>
                     <a:xfrm>
                       <a:off x="0" y="0"/>
-                      <a:ext cx="5278120" cy="3982085"/>
+                      <a:ext cx="5278120" cy="3808730"/>
                     </a:xfrm>
                     <a:prstGeom prst="rect">
                       <a:avLst/>
